--- a/SolarFlow_Project_Proposal.docx
+++ b/SolarFlow_Project_Proposal.docx
@@ -175,7 +175,7 @@
           <w:sz w:val="22"/>
           <w:szCs w:val="22"/>
         </w:rPr>
-        <w:t xml:space="preserve">Even with Decree 57 allowing rooftop systems to sell up to twenty percent of generation to EVN, individual households cannot meaningfully bid, see when their export will be accepted, or verify what they were paid for.</w:t>
+        <w:t>Vietnam's rooftop self-consumption regulations (Decree 58/2025/NĐ-CP, amended by Decree 243/2026/NĐ-CP effective 26 June 2026) just raised the sellable-surplus ceiling from 20% to 50% of generation — yet individual households still cannot meaningfully bid, see when their export will be accepted, or verify what they were paid for. A bigger legal ceiling with no allocation mechanism only makes the fairness and congestion problem worse.</w:t>
       </w:r>
     </w:p>
     <w:p>
@@ -457,6 +457,11 @@
       </w:r>
     </w:p>
     <w:p>
+      <w:r>
+        <w:t>Prior art exists, but not this layer. Powerledger's blockchain-based peer-to-peer trading pilot with EVN CPC — Vietnam's first P2P energy project — proves prosumer demand but only tracks and settles trades after the fact; it has no predictive transformer-congestion model and cannot guarantee grid safety. Singapore's Electrify Synergy shows P2P trading works in a deregulated market, but Vietnam's EVN-monopoly, capacity-constrained grid needs allocation gated on real-time safety headroom, not just a trading rail. SolarFlow is the first system in the region to combine 15–60-minute-ahead congestion forecasting with a fairness-constrained auction — the layer none of these prior efforts provide.</w:t>
+      </w:r>
+    </w:p>
+    <w:p>
       <w:pPr>
         <w:pStyle w:val="Heading1"/>
         <w:spacing w:after="120" w:before="240"/>
@@ -569,7 +574,7 @@
           <w:sz w:val="22"/>
           <w:szCs w:val="22"/>
         </w:rPr>
-        <w:t xml:space="preserve">A conservative 30 percent reduction in midday rooftop curtailment, applied to Vietnam's 19 GW solar fleet, would recover roughly 2 TWh of clean energy per year—equivalent to displacing about 800,000 tonnes of CO₂ from coal generation.</w:t>
+        <w:t>A conservative 30 percent reduction in midday rooftop curtailment, applied to Vietnam's ~19 GW solar fleet, would recover roughly 2 TWh of clean energy per year. Using Vietnam's official 2024 national grid emission factor of 0.681 tCO₂/MWh (EVN/Ministry of Industry and Trade, up 3.2% year-on-year on rising coal dispatch), that is equivalent to displacing approximately 1.36 million tonnes of CO₂ per year.</w:t>
       </w:r>
     </w:p>
     <w:p>
@@ -596,7 +601,7 @@
           <w:sz w:val="22"/>
           <w:szCs w:val="22"/>
         </w:rPr>
-        <w:t xml:space="preserve">A 5 kW rooftop owner earning even 1,500 VND/kWh on previously curtailed energy would gain an estimated 1.2–2.5 million VND per year, a meaningful figure for Vietnamese middle-class families.</w:t>
+        <w:t>A 5 kW rooftop owner earning even 1,500 VND/kWh on previously curtailed energy would gain an estimated 1.2–2.5 million VND per year, a meaningful figure for Vietnamese middle-class families. The June 2026 cap increase to 50% raises the theoretical ceiling further — but only a real-time, grid-safety-aware allocation layer like SolarFlow can convert that expanded legal headroom into actual, transformer-safe income rather than a number on paper.</w:t>
       </w:r>
     </w:p>
     <w:p>
@@ -623,7 +628,7 @@
           <w:sz w:val="22"/>
           <w:szCs w:val="22"/>
         </w:rPr>
-        <w:t xml:space="preserve">Predictive congestion management reduces transformer stress, deferring tens of millions of dollars of EVN's planned grid-upgrade spending by allocating existing capacity more intelligently rather than building more.</w:t>
+        <w:t>Predictive congestion management reduces transformer stress, deferring tens of millions of dollars of EVN's planned grid-upgrade spending by allocating existing capacity more intelligently rather than building more. Vietnam's revised Power Development Plan VIII already targets 10–16 GW of battery storage by 2030 (rising toward ~96 GW by 2050) to solve the same congestion problem with capital-intensive hardware; SolarFlow is the software-first complement that captures value years before that storage is built.</w:t>
       </w:r>
     </w:p>
     <w:p>
